--- a/pr-preview/pr-355/chapters/teaching.docx
+++ b/pr-preview/pr-355/chapters/teaching.docx
@@ -15,7 +15,7 @@
         <w:pStyle w:val="Date"/>
       </w:pPr>
       <w:r>
-        <w:t xml:space="preserve">Last modified: 2026-10-26 00:41:42 (PDT)</w:t>
+        <w:t xml:space="preserve">Last modified: 2026-10-27 20:05:27 (PDT)</w:t>
       </w:r>
     </w:p>
     <w:tbl>
@@ -1329,7 +1329,7 @@
         <w:t xml:space="preserve"> </w:t>
       </w:r>
       <w:r>
-        <w:t xml:space="preserve">A student who meets one name here and another in a textbook</w:t>
+        <w:t xml:space="preserve">A student who encounters one name here and another in a textbook</w:t>
       </w:r>
       <w:r>
         <w:t xml:space="preserve"> </w:t>
@@ -1377,7 +1377,7 @@
         <w:t xml:space="preserve"> </w:t>
       </w:r>
       <w:r>
-        <w:t xml:space="preserve">state the one the notes use and name the others a reader will meet elsewhere.</w:t>
+        <w:t xml:space="preserve">state the one the notes use and name the others a reader will encounter elsewhere.</w:t>
       </w:r>
       <w:r>
         <w:t xml:space="preserve"> </w:t>
@@ -2086,7 +2086,7 @@
       </w:r>
     </w:p>
     <w:bookmarkEnd w:id="25"/>
-    <w:bookmarkStart w:id="30" w:name="show-each-idea-applied-and-in-a-figure"/>
+    <w:bookmarkStart w:id="31" w:name="show-each-idea-applied-and-in-a-figure"/>
     <w:p>
       <w:pPr>
         <w:pStyle w:val="Heading2"/>
@@ -2431,6 +2431,263 @@
         </w:numPr>
       </w:pPr>
       <w:r>
+        <w:t xml:space="preserve">Give every div whose title mentions visualization</w:t>
+      </w:r>
+      <w:r>
+        <w:t xml:space="preserve"> </w:t>
+      </w:r>
+      <w:r>
+        <w:t xml:space="preserve">(</w:t>
+      </w:r>
+      <w:r>
+        <w:rPr>
+          <w:i/>
+          <w:iCs/>
+        </w:rPr>
+        <w:t xml:space="preserve">visualize</w:t>
+      </w:r>
+      <w:r>
+        <w:t xml:space="preserve">,</w:t>
+      </w:r>
+      <w:r>
+        <w:t xml:space="preserve"> </w:t>
+      </w:r>
+      <w:r>
+        <w:rPr>
+          <w:i/>
+          <w:iCs/>
+        </w:rPr>
+        <w:t xml:space="preserve">visualizing</w:t>
+      </w:r>
+      <w:r>
+        <w:t xml:space="preserve">,</w:t>
+      </w:r>
+      <w:r>
+        <w:t xml:space="preserve"> </w:t>
+      </w:r>
+      <w:r>
+        <w:rPr>
+          <w:i/>
+          <w:iCs/>
+        </w:rPr>
+        <w:t xml:space="preserve">visualization</w:t>
+      </w:r>
+      <w:r>
+        <w:t xml:space="preserve">) a corresponding figure (Ezra, 2026-10-26).</w:t>
+      </w:r>
+      <w:r>
+        <w:t xml:space="preserve"> </w:t>
+      </w:r>
+      <w:r>
+        <w:t xml:space="preserve">For an exercise, the figure may sit in the exercise or in its solution.</w:t>
+      </w:r>
+      <w:r>
+        <w:t xml:space="preserve"> </w:t>
+      </w:r>
+      <w:r>
+        <w:t xml:space="preserve">The rule also covers any div that asks for a picture:</w:t>
+      </w:r>
+      <w:r>
+        <w:t xml:space="preserve"> </w:t>
+      </w:r>
+      <w:r>
+        <w:t xml:space="preserve">a title or an exercise prompt that says</w:t>
+      </w:r>
+      <w:r>
+        <w:t xml:space="preserve"> </w:t>
+      </w:r>
+      <w:r>
+        <w:rPr>
+          <w:i/>
+          <w:iCs/>
+        </w:rPr>
+        <w:t xml:space="preserve">plot</w:t>
+      </w:r>
+      <w:r>
+        <w:t xml:space="preserve">,</w:t>
+      </w:r>
+      <w:r>
+        <w:t xml:space="preserve"> </w:t>
+      </w:r>
+      <w:r>
+        <w:rPr>
+          <w:i/>
+          <w:iCs/>
+        </w:rPr>
+        <w:t xml:space="preserve">sketch</w:t>
+      </w:r>
+      <w:r>
+        <w:t xml:space="preserve">,</w:t>
+      </w:r>
+      <w:r>
+        <w:t xml:space="preserve"> </w:t>
+      </w:r>
+      <w:r>
+        <w:rPr>
+          <w:i/>
+          <w:iCs/>
+        </w:rPr>
+        <w:t xml:space="preserve">draw</w:t>
+      </w:r>
+      <w:r>
+        <w:t xml:space="preserve">,</w:t>
+      </w:r>
+      <w:r>
+        <w:t xml:space="preserve"> </w:t>
+      </w:r>
+      <w:r>
+        <w:rPr>
+          <w:i/>
+          <w:iCs/>
+        </w:rPr>
+        <w:t xml:space="preserve">diagram</w:t>
+      </w:r>
+      <w:r>
+        <w:t xml:space="preserve">, or</w:t>
+      </w:r>
+      <w:r>
+        <w:t xml:space="preserve"> </w:t>
+      </w:r>
+      <w:r>
+        <w:rPr>
+          <w:i/>
+          <w:iCs/>
+        </w:rPr>
+        <w:t xml:space="preserve">contour</w:t>
+      </w:r>
+      <w:r>
+        <w:t xml:space="preserve"> </w:t>
+      </w:r>
+      <w:r>
+        <w:t xml:space="preserve">(in any inflection, such as</w:t>
+      </w:r>
+      <w:r>
+        <w:t xml:space="preserve"> </w:t>
+      </w:r>
+      <w:r>
+        <w:rPr>
+          <w:i/>
+          <w:iCs/>
+        </w:rPr>
+        <w:t xml:space="preserve">plotting</w:t>
+      </w:r>
+      <w:r>
+        <w:t xml:space="preserve"> </w:t>
+      </w:r>
+      <w:r>
+        <w:t xml:space="preserve">or</w:t>
+      </w:r>
+      <w:r>
+        <w:t xml:space="preserve"> </w:t>
+      </w:r>
+      <w:r>
+        <w:rPr>
+          <w:i/>
+          <w:iCs/>
+        </w:rPr>
+        <w:t xml:space="preserve">sketching</w:t>
+      </w:r>
+      <w:r>
+        <w:t xml:space="preserve">),</w:t>
+      </w:r>
+      <w:r>
+        <w:t xml:space="preserve"> </w:t>
+      </w:r>
+      <w:r>
+        <w:t xml:space="preserve">or that asks the reader to mark points on a surface.</w:t>
+      </w:r>
+      <w:r>
+        <w:t xml:space="preserve"> </w:t>
+      </w:r>
+      <w:r>
+        <w:t xml:space="preserve">The</w:t>
+      </w:r>
+      <w:r>
+        <w:t xml:space="preserve"> </w:t>
+      </w:r>
+      <w:r>
+        <w:rPr>
+          <w:rStyle w:val="VerbatimChar"/>
+        </w:rPr>
+        <w:t xml:space="preserve">check-visualization-figures</w:t>
+      </w:r>
+      <w:r>
+        <w:t xml:space="preserve"> </w:t>
+      </w:r>
+      <w:r>
+        <w:t xml:space="preserve">workflow in</w:t>
+      </w:r>
+      <w:r>
+        <w:t xml:space="preserve"> </w:t>
+      </w:r>
+      <w:hyperlink r:id="rId27">
+        <w:r>
+          <w:rPr>
+            <w:rStyle w:val="VerbatimChar"/>
+          </w:rPr>
+          <w:t xml:space="preserve">gha</w:t>
+        </w:r>
+      </w:hyperlink>
+      <w:r>
+        <w:t xml:space="preserve"> </w:t>
+      </w:r>
+      <w:r>
+        <w:t xml:space="preserve">reports, in a pull request, each such div that has no figure in it or in its solution,</w:t>
+      </w:r>
+      <w:r>
+        <w:t xml:space="preserve"> </w:t>
+      </w:r>
+      <w:r>
+        <w:t xml:space="preserve">and a</w:t>
+      </w:r>
+      <w:r>
+        <w:t xml:space="preserve"> </w:t>
+      </w:r>
+      <w:r>
+        <w:rPr>
+          <w:rStyle w:val="VerbatimChar"/>
+        </w:rPr>
+        <w:t xml:space="preserve">&lt;!-- no-figure: reason --&gt;</w:t>
+      </w:r>
+      <w:r>
+        <w:t xml:space="preserve"> </w:t>
+      </w:r>
+      <w:r>
+        <w:t xml:space="preserve">comment inside the div suppresses that report,</w:t>
+      </w:r>
+      <w:r>
+        <w:t xml:space="preserve"> </w:t>
+      </w:r>
+      <w:r>
+        <w:t xml:space="preserve">as it does for an example</w:t>
+      </w:r>
+      <w:r>
+        <w:t xml:space="preserve"> </w:t>
+      </w:r>
+      <w:r>
+        <w:t xml:space="preserve">(</w:t>
+      </w:r>
+      <w:hyperlink r:id="rId29">
+        <w:r>
+          <w:rPr>
+            <w:rStyle w:val="Hyperlink"/>
+          </w:rPr>
+          <w:t xml:space="preserve">gha#1262</w:t>
+        </w:r>
+      </w:hyperlink>
+      <w:r>
+        <w:t xml:space="preserve">).</w:t>
+      </w:r>
+    </w:p>
+    <w:p>
+      <w:pPr>
+        <w:pStyle w:val="Compact"/>
+        <w:numPr>
+          <w:ilvl w:val="0"/>
+          <w:numId w:val="1006"/>
+        </w:numPr>
+      </w:pPr>
+      <w:r>
         <w:t xml:space="preserve">Give every topic at least one figure that shows the idea,</w:t>
       </w:r>
       <w:r>
@@ -2485,7 +2742,7 @@
         <w:t xml:space="preserve"> </w:t>
       </w:r>
       <w:r>
-        <w:t xml:space="preserve">because the reader meets the reference before the thing it points to.</w:t>
+        <w:t xml:space="preserve">because the reader encounters the reference before the thing it points to.</w:t>
       </w:r>
       <w:r>
         <w:t xml:space="preserve"> </w:t>
@@ -2508,7 +2765,7 @@
       <w:r>
         <w:t xml:space="preserve"> </w:t>
       </w:r>
-      <w:hyperlink r:id="rId29">
+      <w:hyperlink r:id="rId30">
         <w:r>
           <w:rPr>
             <w:rStyle w:val="Hyperlink"/>
@@ -2535,8 +2792,8 @@
         <w:t xml:space="preserve">Make each figure follow the accessibility rules below.</w:t>
       </w:r>
     </w:p>
-    <w:bookmarkEnd w:id="30"/>
-    <w:bookmarkStart w:id="32" w:name="X7f95f8ec3b796fc99108c37bb45d62741b824c4"/>
+    <w:bookmarkEnd w:id="31"/>
+    <w:bookmarkStart w:id="33" w:name="X7f95f8ec3b796fc99108c37bb45d62741b824c4"/>
     <w:p>
       <w:pPr>
         <w:pStyle w:val="Heading2"/>
@@ -2771,7 +3028,7 @@
         <w:t xml:space="preserve">Give the practice exercise its own slug and follow the numbering and slide-break rules above.</w:t>
       </w:r>
     </w:p>
-    <w:bookmarkStart w:id="31" w:name="exm-practice-after-example"/>
+    <w:bookmarkStart w:id="32" w:name="exm-practice-after-example"/>
     <w:p>
       <w:pPr>
         <w:pStyle w:val="FirstParagraph"/>
@@ -2927,9 +3184,9 @@
         <w:t xml:space="preserve">).</w:t>
       </w:r>
     </w:p>
-    <w:bookmarkEnd w:id="31"/>
     <w:bookmarkEnd w:id="32"/>
-    <w:bookmarkStart w:id="36" w:name="Xf27331f4c36c8d578e5fa29a37312484cc3343a"/>
+    <w:bookmarkEnd w:id="33"/>
+    <w:bookmarkStart w:id="37" w:name="Xf27331f4c36c8d578e5fa29a37312484cc3343a"/>
     <w:p>
       <w:pPr>
         <w:pStyle w:val="Heading2"/>
@@ -3047,7 +3304,7 @@
       <w:r>
         <w:t xml:space="preserve"> </w:t>
       </w:r>
-      <w:hyperlink r:id="rId33">
+      <w:hyperlink r:id="rId34">
         <w:r>
           <w:rPr>
             <w:rStyle w:val="Hyperlink"/>
@@ -3073,7 +3330,7 @@
       <w:r>
         <w:t xml:space="preserve"> </w:t>
       </w:r>
-      <w:hyperlink r:id="rId34">
+      <w:hyperlink r:id="rId35">
         <w:r>
           <w:rPr>
             <w:rStyle w:val="Hyperlink"/>
@@ -3138,7 +3395,7 @@
       <w:r>
         <w:t xml:space="preserve"> </w:t>
       </w:r>
-      <w:hyperlink r:id="rId35">
+      <w:hyperlink r:id="rId36">
         <w:r>
           <w:rPr>
             <w:rStyle w:val="Hyperlink"/>
@@ -3309,14 +3566,14 @@
         <w:t xml:space="preserve">so setup steps must work on a shared or hosted machine.</w:t>
       </w:r>
     </w:p>
-    <w:bookmarkEnd w:id="36"/>
-    <w:bookmarkStart w:id="45" w:name="present-r-results-with-modern-packages"/>
+    <w:bookmarkEnd w:id="37"/>
+    <w:bookmarkStart w:id="38" w:name="Xf53ecb3398b87b82ffd1a126dd02e87a65bb694"/>
     <w:p>
       <w:pPr>
         <w:pStyle w:val="Heading2"/>
       </w:pPr>
       <w:r>
-        <w:t xml:space="preserve">12 Present R results with modern packages</w:t>
+        <w:t xml:space="preserve">12 Keep each step’s code in one chunk, and put parallel chunks in a language tabset</w:t>
       </w:r>
     </w:p>
     <w:p>
@@ -3324,6 +3581,275 @@
         <w:pStyle w:val="FirstParagraph"/>
       </w:pPr>
       <w:r>
+        <w:t xml:space="preserve">This rule applies to every executed code chunk in teaching materials,</w:t>
+      </w:r>
+      <w:r>
+        <w:t xml:space="preserve"> </w:t>
+      </w:r>
+      <w:r>
+        <w:t xml:space="preserve">in every course and every teaching repository, in every language.</w:t>
+      </w:r>
+    </w:p>
+    <w:p>
+      <w:pPr>
+        <w:pStyle w:val="Compact"/>
+        <w:numPr>
+          <w:ilvl w:val="0"/>
+          <w:numId w:val="1009"/>
+        </w:numPr>
+      </w:pPr>
+      <w:r>
+        <w:t xml:space="preserve">Put parallel versions of one computation in one language tabset, never one chunk after another.</w:t>
+      </w:r>
+      <w:r>
+        <w:t xml:space="preserve"> </w:t>
+      </w:r>
+      <w:r>
+        <w:t xml:space="preserve">A reader should see one language at a time.</w:t>
+      </w:r>
+    </w:p>
+    <w:p>
+      <w:pPr>
+        <w:pStyle w:val="Compact"/>
+        <w:numPr>
+          <w:ilvl w:val="0"/>
+          <w:numId w:val="1009"/>
+        </w:numPr>
+      </w:pPr>
+      <w:r>
+        <w:t xml:space="preserve">Write one chunk for each step of the computation.</w:t>
+      </w:r>
+      <w:r>
+        <w:t xml:space="preserve"> </w:t>
+      </w:r>
+      <w:r>
+        <w:t xml:space="preserve">A figure’s code is one chunk, even when it takes ten lines.</w:t>
+      </w:r>
+    </w:p>
+    <w:p>
+      <w:pPr>
+        <w:pStyle w:val="Compact"/>
+        <w:numPr>
+          <w:ilvl w:val="0"/>
+          <w:numId w:val="1009"/>
+        </w:numPr>
+      </w:pPr>
+      <w:r>
+        <w:t xml:space="preserve">Split a chunk only for a reason that the reader can see:</w:t>
+      </w:r>
+    </w:p>
+    <w:p>
+      <w:pPr>
+        <w:pStyle w:val="Compact"/>
+        <w:numPr>
+          <w:ilvl w:val="1"/>
+          <w:numId w:val="1010"/>
+        </w:numPr>
+      </w:pPr>
+      <w:r>
+        <w:rPr>
+          <w:b/>
+          <w:bCs/>
+        </w:rPr>
+        <w:t xml:space="preserve">Own label or options</w:t>
+      </w:r>
+      <w:r>
+        <w:t xml:space="preserve">: the second part needs its own label, caption or chunk options.</w:t>
+      </w:r>
+    </w:p>
+    <w:p>
+      <w:pPr>
+        <w:pStyle w:val="Compact"/>
+        <w:numPr>
+          <w:ilvl w:val="1"/>
+          <w:numId w:val="1010"/>
+        </w:numPr>
+      </w:pPr>
+      <w:r>
+        <w:rPr>
+          <w:b/>
+          <w:bCs/>
+        </w:rPr>
+        <w:t xml:space="preserve">Separate output</w:t>
+      </w:r>
+      <w:r>
+        <w:t xml:space="preserve">: the second part shows output that the first part should not.</w:t>
+      </w:r>
+    </w:p>
+    <w:p>
+      <w:pPr>
+        <w:pStyle w:val="Compact"/>
+        <w:numPr>
+          <w:ilvl w:val="1"/>
+          <w:numId w:val="1010"/>
+        </w:numPr>
+      </w:pPr>
+      <w:r>
+        <w:rPr>
+          <w:b/>
+          <w:bCs/>
+        </w:rPr>
+        <w:t xml:space="preserve">Dependent prose</w:t>
+      </w:r>
+      <w:r>
+        <w:t xml:space="preserve">: prose between the parts needs the first part’s output.</w:t>
+      </w:r>
+    </w:p>
+    <w:p>
+      <w:pPr>
+        <w:pStyle w:val="Compact"/>
+        <w:numPr>
+          <w:ilvl w:val="0"/>
+          <w:numId w:val="1009"/>
+        </w:numPr>
+      </w:pPr>
+      <w:r>
+        <w:t xml:space="preserve">Do not split a chunk to name its parts, or to keep it short.</w:t>
+      </w:r>
+      <w:r>
+        <w:t xml:space="preserve"> </w:t>
+      </w:r>
+      <w:r>
+        <w:t xml:space="preserve">Comments name the parts</w:t>
+      </w:r>
+      <w:r>
+        <w:t xml:space="preserve"> </w:t>
+      </w:r>
+      <w:r>
+        <w:t xml:space="preserve">(see</w:t>
+      </w:r>
+      <w:r>
+        <w:t xml:space="preserve"> </w:t>
+      </w:r>
+      <w:hyperlink w:anchor="X7c0de8eaf50a5b2644eabf66f1f9b734b8a4a71">
+        <w:r>
+          <w:rPr>
+            <w:rStyle w:val="Hyperlink"/>
+          </w:rPr>
+          <w:t xml:space="preserve">Comment every code chunk to say what and why</w:t>
+        </w:r>
+      </w:hyperlink>
+      <w:r>
+        <w:t xml:space="preserve">).</w:t>
+      </w:r>
+    </w:p>
+    <w:p>
+      <w:pPr>
+        <w:pStyle w:val="Compact"/>
+        <w:numPr>
+          <w:ilvl w:val="0"/>
+          <w:numId w:val="1009"/>
+        </w:numPr>
+      </w:pPr>
+      <w:r>
+        <w:t xml:space="preserve">Give a chunk that only stores values for later code or inline code</w:t>
+      </w:r>
+      <w:r>
+        <w:t xml:space="preserve"> </w:t>
+      </w:r>
+      <w:r>
+        <w:rPr>
+          <w:rStyle w:val="VerbatimChar"/>
+        </w:rPr>
+        <w:t xml:space="preserve">#| include: false</w:t>
+      </w:r>
+      <w:r>
+        <w:t xml:space="preserve">.</w:t>
+      </w:r>
+      <w:r>
+        <w:t xml:space="preserve"> </w:t>
+      </w:r>
+      <w:r>
+        <w:t xml:space="preserve">When the chunk that computes those values is already hidden, merge the storing code into that chunk.</w:t>
+      </w:r>
+    </w:p>
+    <w:p>
+      <w:pPr>
+        <w:pStyle w:val="Compact"/>
+        <w:numPr>
+          <w:ilvl w:val="0"/>
+          <w:numId w:val="1009"/>
+        </w:numPr>
+      </w:pPr>
+      <w:r>
+        <w:t xml:space="preserve">Check for output that splits a chunk without a reason.</w:t>
+      </w:r>
+      <w:r>
+        <w:t xml:space="preserve"> </w:t>
+      </w:r>
+      <w:r>
+        <w:t xml:space="preserve">In Python, reticulate prints the value of each top-level call that returns something other than</w:t>
+      </w:r>
+      <w:r>
+        <w:t xml:space="preserve"> </w:t>
+      </w:r>
+      <w:r>
+        <w:rPr>
+          <w:rStyle w:val="VerbatimChar"/>
+        </w:rPr>
+        <w:t xml:space="preserve">None</w:t>
+      </w:r>
+      <w:r>
+        <w:t xml:space="preserve"> </w:t>
+      </w:r>
+      <w:r>
+        <w:t xml:space="preserve">and shows the chunk as one code block per printed value,</w:t>
+      </w:r>
+      <w:r>
+        <w:t xml:space="preserve"> </w:t>
+      </w:r>
+      <w:r>
+        <w:t xml:space="preserve">such as a</w:t>
+      </w:r>
+      <w:r>
+        <w:t xml:space="preserve"> </w:t>
+      </w:r>
+      <w:r>
+        <w:rPr>
+          <w:rStyle w:val="VerbatimChar"/>
+        </w:rPr>
+        <w:t xml:space="preserve">&lt;matplotlib.lines.Line2D object at 0x...&gt;</w:t>
+      </w:r>
+      <w:r>
+        <w:t xml:space="preserve"> </w:t>
+      </w:r>
+      <w:r>
+        <w:t xml:space="preserve">line after every</w:t>
+      </w:r>
+      <w:r>
+        <w:t xml:space="preserve"> </w:t>
+      </w:r>
+      <w:r>
+        <w:rPr>
+          <w:rStyle w:val="VerbatimChar"/>
+        </w:rPr>
+        <w:t xml:space="preserve">ax.plot(...)</w:t>
+      </w:r>
+      <w:r>
+        <w:t xml:space="preserve">.</w:t>
+      </w:r>
+      <w:r>
+        <w:t xml:space="preserve"> </w:t>
+      </w:r>
+      <w:r>
+        <w:t xml:space="preserve">End each such call with a semicolon, or assign its value.</w:t>
+      </w:r>
+    </w:p>
+    <w:bookmarkEnd w:id="38"/>
+    <w:bookmarkStart w:id="47" w:name="present-r-results-with-modern-packages"/>
+    <w:p>
+      <w:pPr>
+        <w:pStyle w:val="Heading2"/>
+      </w:pPr>
+      <w:r>
+        <w:t xml:space="preserve">13 Present R results with modern packages</w:t>
+      </w:r>
+    </w:p>
+    <w:p>
+      <w:pPr>
+        <w:pStyle w:val="FirstParagraph"/>
+      </w:pPr>
+      <w:r>
         <w:t xml:space="preserve">This rule applies to all R code in teaching materials,</w:t>
       </w:r>
       <w:r>
@@ -3338,7 +3864,7 @@
         <w:pStyle w:val="Compact"/>
         <w:numPr>
           <w:ilvl w:val="0"/>
-          <w:numId w:val="1009"/>
+          <w:numId w:val="1011"/>
         </w:numPr>
       </w:pPr>
       <w:r>
@@ -3383,7 +3909,7 @@
         <w:pStyle w:val="Compact"/>
         <w:numPr>
           <w:ilvl w:val="0"/>
-          <w:numId w:val="1009"/>
+          <w:numId w:val="1011"/>
         </w:numPr>
       </w:pPr>
       <w:r>
@@ -3392,7 +3918,7 @@
       <w:r>
         <w:t xml:space="preserve"> </w:t>
       </w:r>
-      <w:hyperlink r:id="rId37">
+      <w:hyperlink r:id="rId39">
         <w:r>
           <w:rPr>
             <w:rStyle w:val="Hyperlink"/>
@@ -3424,7 +3950,7 @@
       <w:r>
         <w:t xml:space="preserve"> </w:t>
       </w:r>
-      <w:hyperlink r:id="rId38">
+      <w:hyperlink r:id="rId40">
         <w:r>
           <w:rPr>
             <w:rStyle w:val="Hyperlink"/>
@@ -3489,7 +4015,7 @@
         <w:pStyle w:val="Compact"/>
         <w:numPr>
           <w:ilvl w:val="0"/>
-          <w:numId w:val="1009"/>
+          <w:numId w:val="1011"/>
         </w:numPr>
       </w:pPr>
       <w:r>
@@ -3498,7 +4024,7 @@
       <w:r>
         <w:t xml:space="preserve"> </w:t>
       </w:r>
-      <w:hyperlink r:id="rId39">
+      <w:hyperlink r:id="rId41">
         <w:r>
           <w:rPr>
             <w:rStyle w:val="Hyperlink"/>
@@ -3560,7 +4086,7 @@
         <w:pStyle w:val="Compact"/>
         <w:numPr>
           <w:ilvl w:val="0"/>
-          <w:numId w:val="1009"/>
+          <w:numId w:val="1011"/>
         </w:numPr>
       </w:pPr>
       <w:r>
@@ -3569,7 +4095,7 @@
       <w:r>
         <w:t xml:space="preserve"> </w:t>
       </w:r>
-      <w:hyperlink r:id="rId40">
+      <w:hyperlink r:id="rId42">
         <w:r>
           <w:rPr>
             <w:rStyle w:val="Hyperlink"/>
@@ -3586,7 +4112,7 @@
       <w:r>
         <w:t xml:space="preserve"> </w:t>
       </w:r>
-      <w:hyperlink r:id="rId41">
+      <w:hyperlink r:id="rId43">
         <w:r>
           <w:rPr>
             <w:rStyle w:val="Hyperlink"/>
@@ -3609,7 +4135,7 @@
       <w:r>
         <w:t xml:space="preserve"> </w:t>
       </w:r>
-      <w:hyperlink r:id="rId42">
+      <w:hyperlink r:id="rId44">
         <w:r>
           <w:rPr>
             <w:rStyle w:val="Hyperlink"/>
@@ -3641,7 +4167,7 @@
         <w:pStyle w:val="Compact"/>
         <w:numPr>
           <w:ilvl w:val="0"/>
-          <w:numId w:val="1009"/>
+          <w:numId w:val="1011"/>
         </w:numPr>
       </w:pPr>
       <w:r>
@@ -3665,7 +4191,7 @@
       <w:r>
         <w:t xml:space="preserve"> </w:t>
       </w:r>
-      <w:hyperlink r:id="rId43">
+      <w:hyperlink r:id="rId45">
         <w:r>
           <w:rPr>
             <w:rStyle w:val="Hyperlink"/>
@@ -3694,7 +4220,7 @@
         <w:pStyle w:val="Compact"/>
         <w:numPr>
           <w:ilvl w:val="0"/>
-          <w:numId w:val="1009"/>
+          <w:numId w:val="1011"/>
         </w:numPr>
       </w:pPr>
       <w:r>
@@ -3703,7 +4229,7 @@
       <w:r>
         <w:t xml:space="preserve"> </w:t>
       </w:r>
-      <w:hyperlink r:id="rId44">
+      <w:hyperlink r:id="rId46">
         <w:r>
           <w:rPr>
             <w:rStyle w:val="Hyperlink"/>
@@ -3718,14 +4244,14 @@
         <w:t xml:space="preserve">notes show the style.</w:t>
       </w:r>
     </w:p>
-    <w:bookmarkEnd w:id="45"/>
-    <w:bookmarkStart w:id="49" w:name="manipulate-data-with-dplyr-not-base-r"/>
+    <w:bookmarkEnd w:id="47"/>
+    <w:bookmarkStart w:id="51" w:name="manipulate-data-with-dplyr-not-base-r"/>
     <w:p>
       <w:pPr>
         <w:pStyle w:val="Heading2"/>
       </w:pPr>
       <w:r>
-        <w:t xml:space="preserve">13 Manipulate data with dplyr, not base R</w:t>
+        <w:t xml:space="preserve">14 Manipulate data with dplyr, not base R</w:t>
       </w:r>
     </w:p>
     <w:p>
@@ -3747,7 +4273,7 @@
         <w:pStyle w:val="Compact"/>
         <w:numPr>
           <w:ilvl w:val="0"/>
-          <w:numId w:val="1010"/>
+          <w:numId w:val="1012"/>
         </w:numPr>
       </w:pPr>
       <w:r>
@@ -3756,7 +4282,7 @@
       <w:r>
         <w:t xml:space="preserve"> </w:t>
       </w:r>
-      <w:hyperlink r:id="rId46">
+      <w:hyperlink r:id="rId48">
         <w:r>
           <w:rPr>
             <w:rStyle w:val="Hyperlink"/>
@@ -3818,7 +4344,7 @@
         <w:pStyle w:val="Compact"/>
         <w:numPr>
           <w:ilvl w:val="0"/>
-          <w:numId w:val="1010"/>
+          <w:numId w:val="1012"/>
         </w:numPr>
       </w:pPr>
       <w:r>
@@ -3869,7 +4395,7 @@
         <w:pStyle w:val="Compact"/>
         <w:numPr>
           <w:ilvl w:val="0"/>
-          <w:numId w:val="1010"/>
+          <w:numId w:val="1012"/>
         </w:numPr>
       </w:pPr>
       <w:r>
@@ -3905,7 +4431,7 @@
         <w:pStyle w:val="Compact"/>
         <w:numPr>
           <w:ilvl w:val="0"/>
-          <w:numId w:val="1010"/>
+          <w:numId w:val="1012"/>
         </w:numPr>
       </w:pPr>
       <w:r>
@@ -3914,7 +4440,7 @@
       <w:r>
         <w:t xml:space="preserve"> </w:t>
       </w:r>
-      <w:hyperlink r:id="rId47">
+      <w:hyperlink r:id="rId49">
         <w:r>
           <w:rPr>
             <w:rStyle w:val="Hyperlink"/>
@@ -3961,7 +4487,7 @@
         <w:pStyle w:val="Compact"/>
         <w:numPr>
           <w:ilvl w:val="0"/>
-          <w:numId w:val="1010"/>
+          <w:numId w:val="1012"/>
         </w:numPr>
       </w:pPr>
       <w:r>
@@ -3997,7 +4523,7 @@
         <w:pStyle w:val="Compact"/>
         <w:numPr>
           <w:ilvl w:val="0"/>
-          <w:numId w:val="1010"/>
+          <w:numId w:val="1012"/>
         </w:numPr>
       </w:pPr>
       <w:r>
@@ -4006,7 +4532,7 @@
       <w:r>
         <w:t xml:space="preserve"> </w:t>
       </w:r>
-      <w:hyperlink r:id="rId48">
+      <w:hyperlink r:id="rId50">
         <w:r>
           <w:rPr>
             <w:rStyle w:val="Hyperlink"/>
@@ -4053,7 +4579,7 @@
         <w:pStyle w:val="Compact"/>
         <w:numPr>
           <w:ilvl w:val="0"/>
-          <w:numId w:val="1010"/>
+          <w:numId w:val="1012"/>
         </w:numPr>
       </w:pPr>
       <w:r>
@@ -4077,7 +4603,7 @@
         <w:pStyle w:val="Compact"/>
         <w:numPr>
           <w:ilvl w:val="0"/>
-          <w:numId w:val="1010"/>
+          <w:numId w:val="1012"/>
         </w:numPr>
       </w:pPr>
       <w:r>
@@ -4176,7 +4702,7 @@
         <w:pStyle w:val="Compact"/>
         <w:numPr>
           <w:ilvl w:val="0"/>
-          <w:numId w:val="1010"/>
+          <w:numId w:val="1012"/>
         </w:numPr>
       </w:pPr>
       <w:r>
@@ -4195,14 +4721,14 @@
         <w:t xml:space="preserve">The rule is about selecting, filtering and building data frames.</w:t>
       </w:r>
     </w:p>
-    <w:bookmarkEnd w:id="49"/>
-    <w:bookmarkStart w:id="51" w:name="X2bc6121e3a2f39a37d8a6591d77df16bd22bd0b"/>
+    <w:bookmarkEnd w:id="51"/>
+    <w:bookmarkStart w:id="53" w:name="X2bc6121e3a2f39a37d8a6591d77df16bd22bd0b"/>
     <w:p>
       <w:pPr>
         <w:pStyle w:val="Heading2"/>
       </w:pPr>
       <w:r>
-        <w:t xml:space="preserve">14 Include code from files instead of copying it</w:t>
+        <w:t xml:space="preserve">15 Include code from files instead of copying it</w:t>
       </w:r>
     </w:p>
     <w:p>
@@ -4218,7 +4744,7 @@
         <w:pStyle w:val="Compact"/>
         <w:numPr>
           <w:ilvl w:val="0"/>
-          <w:numId w:val="1011"/>
+          <w:numId w:val="1013"/>
         </w:numPr>
       </w:pPr>
       <w:r>
@@ -4262,7 +4788,7 @@
         <w:pStyle w:val="Compact"/>
         <w:numPr>
           <w:ilvl w:val="0"/>
-          <w:numId w:val="1011"/>
+          <w:numId w:val="1013"/>
         </w:numPr>
       </w:pPr>
       <w:r>
@@ -4289,7 +4815,7 @@
       <w:r>
         <w:t xml:space="preserve"> </w:t>
       </w:r>
-      <w:hyperlink r:id="rId50">
+      <w:hyperlink r:id="rId52">
         <w:r>
           <w:rPr>
             <w:rStyle w:val="Hyperlink"/>
@@ -4375,7 +4901,7 @@
         <w:pStyle w:val="Compact"/>
         <w:numPr>
           <w:ilvl w:val="0"/>
-          <w:numId w:val="1011"/>
+          <w:numId w:val="1013"/>
         </w:numPr>
       </w:pPr>
       <w:r>
@@ -4420,7 +4946,7 @@
         <w:pStyle w:val="Compact"/>
         <w:numPr>
           <w:ilvl w:val="0"/>
-          <w:numId w:val="1011"/>
+          <w:numId w:val="1013"/>
         </w:numPr>
       </w:pPr>
       <w:r>
@@ -4466,14 +4992,14 @@
         <w:t xml:space="preserve">directory it creates.</w:t>
       </w:r>
     </w:p>
-    <w:bookmarkEnd w:id="51"/>
-    <w:bookmarkStart w:id="52" w:name="X7c0de8eaf50a5b2644eabf66f1f9b734b8a4a71"/>
+    <w:bookmarkEnd w:id="53"/>
+    <w:bookmarkStart w:id="54" w:name="X7c0de8eaf50a5b2644eabf66f1f9b734b8a4a71"/>
     <w:p>
       <w:pPr>
         <w:pStyle w:val="Heading2"/>
       </w:pPr>
       <w:r>
-        <w:t xml:space="preserve">15 Comment every code chunk to say what and why</w:t>
+        <w:t xml:space="preserve">16 Comment every code chunk to say what and why</w:t>
       </w:r>
     </w:p>
     <w:p>
@@ -4495,7 +5021,7 @@
         <w:pStyle w:val="Compact"/>
         <w:numPr>
           <w:ilvl w:val="0"/>
-          <w:numId w:val="1012"/>
+          <w:numId w:val="1014"/>
         </w:numPr>
       </w:pPr>
       <w:r>
@@ -4513,7 +5039,7 @@
         <w:pStyle w:val="Compact"/>
         <w:numPr>
           <w:ilvl w:val="0"/>
-          <w:numId w:val="1012"/>
+          <w:numId w:val="1014"/>
         </w:numPr>
       </w:pPr>
       <w:r>
@@ -4531,7 +5057,7 @@
         <w:pStyle w:val="Compact"/>
         <w:numPr>
           <w:ilvl w:val="0"/>
-          <w:numId w:val="1012"/>
+          <w:numId w:val="1014"/>
         </w:numPr>
       </w:pPr>
       <w:r>
@@ -4629,7 +5155,7 @@
         <w:pStyle w:val="Compact"/>
         <w:numPr>
           <w:ilvl w:val="0"/>
-          <w:numId w:val="1012"/>
+          <w:numId w:val="1014"/>
         </w:numPr>
       </w:pPr>
       <w:r>
@@ -4642,14 +5168,14 @@
         <w:t xml:space="preserve">such as a transformation, a modeling choice, a tuning value or a random seed.</w:t>
       </w:r>
     </w:p>
-    <w:bookmarkEnd w:id="52"/>
-    <w:bookmarkStart w:id="53" w:name="X94063c6448bea82c8f1e8d367c642bbe2eda89b"/>
+    <w:bookmarkEnd w:id="54"/>
+    <w:bookmarkStart w:id="55" w:name="X94063c6448bea82c8f1e8d367c642bbe2eda89b"/>
     <w:p>
       <w:pPr>
         <w:pStyle w:val="Heading2"/>
       </w:pPr>
       <w:r>
-        <w:t xml:space="preserve">16 Set</w:t>
+        <w:t xml:space="preserve">17 Set</w:t>
       </w:r>
       <w:r>
         <w:t xml:space="preserve"> </w:t>
@@ -4727,7 +5253,7 @@
         <w:pStyle w:val="Compact"/>
         <w:numPr>
           <w:ilvl w:val="0"/>
-          <w:numId w:val="1013"/>
+          <w:numId w:val="1015"/>
         </w:numPr>
       </w:pPr>
       <w:r>
@@ -4760,7 +5286,7 @@
         <w:pStyle w:val="Compact"/>
         <w:numPr>
           <w:ilvl w:val="0"/>
-          <w:numId w:val="1013"/>
+          <w:numId w:val="1015"/>
         </w:numPr>
       </w:pPr>
       <w:r>
@@ -4793,7 +5319,7 @@
         <w:pStyle w:val="Compact"/>
         <w:numPr>
           <w:ilvl w:val="0"/>
-          <w:numId w:val="1013"/>
+          <w:numId w:val="1015"/>
         </w:numPr>
       </w:pPr>
       <w:r>
@@ -4883,14 +5409,14 @@
         <w:t xml:space="preserve">.</w:t>
       </w:r>
     </w:p>
-    <w:bookmarkEnd w:id="53"/>
-    <w:bookmarkStart w:id="54" w:name="Xffa5a3357c8672d830c88e1e58a0ef107550647"/>
+    <w:bookmarkEnd w:id="55"/>
+    <w:bookmarkStart w:id="56" w:name="Xffa5a3357c8672d830c88e1e58a0ef107550647"/>
     <w:p>
       <w:pPr>
         <w:pStyle w:val="Heading2"/>
       </w:pPr>
       <w:r>
-        <w:t xml:space="preserve">17 Introduce every function in a programming primer</w:t>
+        <w:t xml:space="preserve">18 Introduce every function in a programming primer</w:t>
       </w:r>
     </w:p>
     <w:p>
@@ -4912,7 +5438,7 @@
         <w:pStyle w:val="Compact"/>
         <w:numPr>
           <w:ilvl w:val="0"/>
-          <w:numId w:val="1014"/>
+          <w:numId w:val="1016"/>
         </w:numPr>
       </w:pPr>
       <w:r>
@@ -4922,7 +5448,7 @@
         <w:t xml:space="preserve"> </w:t>
       </w:r>
       <w:r>
-        <w:t xml:space="preserve">A student meets the function there first, in a short note, a worked example and an exercise,</w:t>
+        <w:t xml:space="preserve">A student encounters the function there first, in a short note, a worked example and an exercise,</w:t>
       </w:r>
       <w:r>
         <w:t xml:space="preserve"> </w:t>
@@ -4936,7 +5462,7 @@
         <w:pStyle w:val="Compact"/>
         <w:numPr>
           <w:ilvl w:val="0"/>
-          <w:numId w:val="1014"/>
+          <w:numId w:val="1016"/>
         </w:numPr>
       </w:pPr>
       <w:r>
@@ -4966,7 +5492,7 @@
         <w:pStyle w:val="Compact"/>
         <w:numPr>
           <w:ilvl w:val="0"/>
-          <w:numId w:val="1014"/>
+          <w:numId w:val="1016"/>
         </w:numPr>
       </w:pPr>
       <w:r>
@@ -4990,7 +5516,7 @@
         <w:pStyle w:val="Compact"/>
         <w:numPr>
           <w:ilvl w:val="0"/>
-          <w:numId w:val="1014"/>
+          <w:numId w:val="1016"/>
         </w:numPr>
       </w:pPr>
       <w:r>
@@ -5003,22 +5529,22 @@
         <w:t xml:space="preserve">A chapter introduces those where it defines them.</w:t>
       </w:r>
     </w:p>
-    <w:bookmarkEnd w:id="54"/>
-    <w:bookmarkStart w:id="55" w:name="make-figures-accessible"/>
+    <w:bookmarkEnd w:id="56"/>
+    <w:bookmarkStart w:id="57" w:name="make-figures-accessible"/>
     <w:p>
       <w:pPr>
         <w:pStyle w:val="Heading2"/>
       </w:pPr>
       <w:r>
-        <w:t xml:space="preserve">18 Make figures accessible</w:t>
-      </w:r>
-    </w:p>
-    <w:p>
-      <w:pPr>
-        <w:pStyle w:val="Compact"/>
-        <w:numPr>
-          <w:ilvl w:val="0"/>
-          <w:numId w:val="1015"/>
+        <w:t xml:space="preserve">19 Make figures accessible</w:t>
+      </w:r>
+    </w:p>
+    <w:p>
+      <w:pPr>
+        <w:pStyle w:val="Compact"/>
+        <w:numPr>
+          <w:ilvl w:val="0"/>
+          <w:numId w:val="1017"/>
         </w:numPr>
       </w:pPr>
       <w:r>
@@ -5045,7 +5571,7 @@
         <w:pStyle w:val="Compact"/>
         <w:numPr>
           <w:ilvl w:val="0"/>
-          <w:numId w:val="1015"/>
+          <w:numId w:val="1017"/>
         </w:numPr>
       </w:pPr>
       <w:r>
@@ -5075,7 +5601,7 @@
         <w:pStyle w:val="Compact"/>
         <w:numPr>
           <w:ilvl w:val="0"/>
-          <w:numId w:val="1015"/>
+          <w:numId w:val="1017"/>
         </w:numPr>
       </w:pPr>
       <w:r>
@@ -5114,7 +5640,7 @@
         <w:pStyle w:val="Compact"/>
         <w:numPr>
           <w:ilvl w:val="0"/>
-          <w:numId w:val="1015"/>
+          <w:numId w:val="1017"/>
         </w:numPr>
       </w:pPr>
       <w:r>
@@ -5139,22 +5665,22 @@
         <w:t xml:space="preserve">(observed when rendering lecture notes to PDF).</w:t>
       </w:r>
     </w:p>
-    <w:bookmarkEnd w:id="55"/>
-    <w:bookmarkStart w:id="57" w:name="structure-slides-for-the-reader"/>
+    <w:bookmarkEnd w:id="57"/>
+    <w:bookmarkStart w:id="59" w:name="structure-slides-for-the-reader"/>
     <w:p>
       <w:pPr>
         <w:pStyle w:val="Heading2"/>
       </w:pPr>
       <w:r>
-        <w:t xml:space="preserve">19 Structure slides for the reader</w:t>
-      </w:r>
-    </w:p>
-    <w:p>
-      <w:pPr>
-        <w:pStyle w:val="Compact"/>
-        <w:numPr>
-          <w:ilvl w:val="0"/>
-          <w:numId w:val="1016"/>
+        <w:t xml:space="preserve">20 Structure slides for the reader</w:t>
+      </w:r>
+    </w:p>
+    <w:p>
+      <w:pPr>
+        <w:pStyle w:val="Compact"/>
+        <w:numPr>
+          <w:ilvl w:val="0"/>
+          <w:numId w:val="1018"/>
         </w:numPr>
       </w:pPr>
       <w:r>
@@ -5184,7 +5710,7 @@
         <w:pStyle w:val="Compact"/>
         <w:numPr>
           <w:ilvl w:val="0"/>
-          <w:numId w:val="1016"/>
+          <w:numId w:val="1018"/>
         </w:numPr>
       </w:pPr>
       <w:r>
@@ -5199,7 +5725,7 @@
       <w:r>
         <w:t xml:space="preserve"> </w:t>
       </w:r>
-      <w:hyperlink r:id="rId56">
+      <w:hyperlink r:id="rId58">
         <w:r>
           <w:rPr>
             <w:rStyle w:val="Hyperlink"/>
@@ -5219,7 +5745,7 @@
         <w:pStyle w:val="Compact"/>
         <w:numPr>
           <w:ilvl w:val="0"/>
-          <w:numId w:val="1016"/>
+          <w:numId w:val="1018"/>
         </w:numPr>
       </w:pPr>
       <w:r>
@@ -5246,7 +5772,7 @@
         <w:pStyle w:val="Compact"/>
         <w:numPr>
           <w:ilvl w:val="0"/>
-          <w:numId w:val="1016"/>
+          <w:numId w:val="1018"/>
         </w:numPr>
       </w:pPr>
       <w:r>
@@ -5315,7 +5841,7 @@
         <w:pStyle w:val="Compact"/>
         <w:numPr>
           <w:ilvl w:val="0"/>
-          <w:numId w:val="1016"/>
+          <w:numId w:val="1018"/>
         </w:numPr>
       </w:pPr>
       <w:r>
@@ -5384,7 +5910,7 @@
         <w:pStyle w:val="Compact"/>
         <w:numPr>
           <w:ilvl w:val="0"/>
-          <w:numId w:val="1016"/>
+          <w:numId w:val="1018"/>
         </w:numPr>
       </w:pPr>
       <w:r>
@@ -5408,7 +5934,7 @@
         <w:pStyle w:val="Compact"/>
         <w:numPr>
           <w:ilvl w:val="0"/>
-          <w:numId w:val="1016"/>
+          <w:numId w:val="1018"/>
         </w:numPr>
       </w:pPr>
       <w:r>
@@ -5439,14 +5965,14 @@
         <w:t xml:space="preserve">Put a slide break after the heading and move the text onto content slides.</w:t>
       </w:r>
     </w:p>
-    <w:bookmarkEnd w:id="57"/>
-    <w:bookmarkStart w:id="58" w:name="talk-about-the-ideas-not-the-notes"/>
+    <w:bookmarkEnd w:id="59"/>
+    <w:bookmarkStart w:id="61" w:name="X5f21f12cbfc4e3df5e838110af4e52db506fec1"/>
     <w:p>
       <w:pPr>
         <w:pStyle w:val="Heading2"/>
       </w:pPr>
       <w:r>
-        <w:t xml:space="preserve">20 Talk about the ideas, not the notes</w:t>
+        <w:t xml:space="preserve">21 Give each concept in a note sheet its own row</w:t>
       </w:r>
     </w:p>
     <w:p>
@@ -5454,6 +5980,242 @@
         <w:pStyle w:val="FirstParagraph"/>
       </w:pPr>
       <w:r>
+        <w:t xml:space="preserve">A note sheet is a reference table of formulas with brief labels and no prose.</w:t>
+      </w:r>
+      <w:r>
+        <w:t xml:space="preserve"> </w:t>
+      </w:r>
+      <w:r>
+        <w:t xml:space="preserve">This is one case of</w:t>
+      </w:r>
+      <w:r>
+        <w:t xml:space="preserve"> </w:t>
+      </w:r>
+      <w:hyperlink w:anchor="Xb68f5757ebba706c680e7c5ed557ac14973d7af">
+        <w:r>
+          <w:rPr>
+            <w:rStyle w:val="Hyperlink"/>
+          </w:rPr>
+          <w:t xml:space="preserve">building every unit from smaller atomic units</w:t>
+        </w:r>
+      </w:hyperlink>
+      <w:r>
+        <w:t xml:space="preserve">.</w:t>
+      </w:r>
+      <w:r>
+        <w:t xml:space="preserve"> </w:t>
+      </w:r>
+      <w:r>
+        <w:t xml:space="preserve">Give each concept its own row.</w:t>
+      </w:r>
+      <w:r>
+        <w:t xml:space="preserve"> </w:t>
+      </w:r>
+      <w:r>
+        <w:t xml:space="preserve">A row holds one formula and one short label.</w:t>
+      </w:r>
+    </w:p>
+    <w:p>
+      <w:pPr>
+        <w:pStyle w:val="Compact"/>
+        <w:numPr>
+          <w:ilvl w:val="0"/>
+          <w:numId w:val="1019"/>
+        </w:numPr>
+      </w:pPr>
+      <w:r>
+        <w:t xml:space="preserve">Never put two definitions in one row.</w:t>
+      </w:r>
+    </w:p>
+    <w:p>
+      <w:pPr>
+        <w:pStyle w:val="Compact"/>
+        <w:numPr>
+          <w:ilvl w:val="0"/>
+          <w:numId w:val="1019"/>
+        </w:numPr>
+      </w:pPr>
+      <w:r>
+        <w:t xml:space="preserve">Never merge rows to save space.</w:t>
+      </w:r>
+      <w:r>
+        <w:t xml:space="preserve"> </w:t>
+      </w:r>
+      <w:r>
+        <w:t xml:space="preserve">Find the room another way, such as a smaller table font or a second table beside the first.</w:t>
+      </w:r>
+    </w:p>
+    <w:p>
+      <w:pPr>
+        <w:pStyle w:val="Compact"/>
+        <w:numPr>
+          <w:ilvl w:val="0"/>
+          <w:numId w:val="1019"/>
+        </w:numPr>
+      </w:pPr>
+      <w:r>
+        <w:t xml:space="preserve">Never put notation or assumptions inside a label.</w:t>
+      </w:r>
+      <w:r>
+        <w:t xml:space="preserve"> </w:t>
+      </w:r>
+      <w:r>
+        <w:t xml:space="preserve">Give each assumption its own row, and state the notation once in its own row.</w:t>
+      </w:r>
+    </w:p>
+    <w:p>
+      <w:pPr>
+        <w:pStyle w:val="Compact"/>
+        <w:numPr>
+          <w:ilvl w:val="0"/>
+          <w:numId w:val="1019"/>
+        </w:numPr>
+      </w:pPr>
+      <w:r>
+        <w:t xml:space="preserve">Write each formula in its most compact form,</w:t>
+      </w:r>
+      <w:r>
+        <w:t xml:space="preserve"> </w:t>
+      </w:r>
+      <w:r>
+        <w:t xml:space="preserve">built from pieces that have their own rows</w:t>
+      </w:r>
+      <w:r>
+        <w:t xml:space="preserve"> </w:t>
+      </w:r>
+      <w:r>
+        <w:t xml:space="preserve">(see</w:t>
+      </w:r>
+      <w:r>
+        <w:t xml:space="preserve"> </w:t>
+      </w:r>
+      <w:hyperlink r:id="rId15">
+        <w:r>
+          <w:rPr>
+            <w:rStyle w:val="Hyperlink"/>
+          </w:rPr>
+          <w:t xml:space="preserve">Making expressions concise</w:t>
+        </w:r>
+      </w:hyperlink>
+      <w:r>
+        <w:t xml:space="preserve">).</w:t>
+      </w:r>
+    </w:p>
+    <w:p>
+      <w:pPr>
+        <w:pStyle w:val="FirstParagraph"/>
+      </w:pPr>
+      <w:r>
+        <w:t xml:space="preserve">The same rule applies to every other reference table, such as a table of notation.</w:t>
+      </w:r>
+    </w:p>
+    <w:bookmarkStart w:id="60" w:name="exm-note-sheet-rows"/>
+    <w:p>
+      <w:pPr>
+        <w:pStyle w:val="BodyText"/>
+      </w:pPr>
+      <w:r>
+        <w:rPr>
+          <w:b/>
+          <w:bCs/>
+        </w:rPr>
+        <w:t xml:space="preserve">Example 5 (Splitting a merged row)</w:t>
+      </w:r>
+      <w:r>
+        <w:t xml:space="preserve"> </w:t>
+      </w:r>
+      <w:r>
+        <w:t xml:space="preserve"> </w:t>
+      </w:r>
+    </w:p>
+    <w:p>
+      <w:pPr>
+        <w:pStyle w:val="BlockText"/>
+      </w:pPr>
+      <w:r>
+        <w:t xml:space="preserve">❌ Row:</w:t>
+      </w:r>
+      <w:r>
+        <w:t xml:space="preserve"> </w:t>
+      </w:r>
+      <w:r>
+        <w:rPr>
+          <w:rStyle w:val="VerbatimChar"/>
+        </w:rPr>
+        <w:t xml:space="preserve">Dot product, sample mean</w:t>
+      </w:r>
+      <w:r>
+        <w:t xml:space="preserve">, with both formulas in one cell.</w:t>
+      </w:r>
+    </w:p>
+    <w:p>
+      <w:pPr>
+        <w:pStyle w:val="BlockText"/>
+      </w:pPr>
+      <w:r>
+        <w:t xml:space="preserve">✅ Rows:</w:t>
+      </w:r>
+      <w:r>
+        <w:t xml:space="preserve"> </w:t>
+      </w:r>
+      <w:r>
+        <w:rPr>
+          <w:rStyle w:val="VerbatimChar"/>
+        </w:rPr>
+        <w:t xml:space="preserve">Dot product</w:t>
+      </w:r>
+      <w:r>
+        <w:t xml:space="preserve"> </w:t>
+      </w:r>
+      <w:r>
+        <w:t xml:space="preserve">with its formula, then</w:t>
+      </w:r>
+      <w:r>
+        <w:t xml:space="preserve"> </w:t>
+      </w:r>
+      <w:r>
+        <w:rPr>
+          <w:rStyle w:val="VerbatimChar"/>
+        </w:rPr>
+        <w:t xml:space="preserve">Sample mean</w:t>
+      </w:r>
+      <w:r>
+        <w:t xml:space="preserve"> </w:t>
+      </w:r>
+      <w:r>
+        <w:t xml:space="preserve">with its formula.</w:t>
+      </w:r>
+    </w:p>
+    <w:p>
+      <w:pPr>
+        <w:pStyle w:val="FirstParagraph"/>
+      </w:pPr>
+      <w:r>
+        <w:t xml:space="preserve">The ❌ row makes the reader find where one concept ends and the next begins.</w:t>
+      </w:r>
+      <w:r>
+        <w:t xml:space="preserve"> </w:t>
+      </w:r>
+      <w:r>
+        <w:t xml:space="preserve">The ✅ rows let the reader find one formula by one label.</w:t>
+      </w:r>
+    </w:p>
+    <w:bookmarkEnd w:id="60"/>
+    <w:bookmarkEnd w:id="61"/>
+    <w:bookmarkStart w:id="62" w:name="talk-about-the-ideas-not-the-notes"/>
+    <w:p>
+      <w:pPr>
+        <w:pStyle w:val="Heading2"/>
+      </w:pPr>
+      <w:r>
+        <w:t xml:space="preserve">22 Talk about the ideas, not the notes</w:t>
+      </w:r>
+    </w:p>
+    <w:p>
+      <w:pPr>
+        <w:pStyle w:val="FirstParagraph"/>
+      </w:pPr>
+      <w:r>
         <w:t xml:space="preserve">When a term is defined on another page or in another site,</w:t>
       </w:r>
       <w:r>
@@ -5474,7 +6236,7 @@
         <w:pStyle w:val="Compact"/>
         <w:numPr>
           <w:ilvl w:val="0"/>
-          <w:numId w:val="1017"/>
+          <w:numId w:val="1020"/>
         </w:numPr>
       </w:pPr>
       <w:r>
@@ -5516,7 +6278,7 @@
         <w:pStyle w:val="Compact"/>
         <w:numPr>
           <w:ilvl w:val="0"/>
-          <w:numId w:val="1017"/>
+          <w:numId w:val="1020"/>
         </w:numPr>
       </w:pPr>
       <w:r>
@@ -5555,7 +6317,7 @@
         <w:pStyle w:val="Compact"/>
         <w:numPr>
           <w:ilvl w:val="0"/>
-          <w:numId w:val="1017"/>
+          <w:numId w:val="1020"/>
         </w:numPr>
       </w:pPr>
       <w:r>
@@ -5612,22 +6374,404 @@
         <w:t xml:space="preserve">and it goes stale when the definition moves.</w:t>
       </w:r>
     </w:p>
-    <w:bookmarkEnd w:id="58"/>
-    <w:bookmarkStart w:id="62" w:name="Xcb579568ef754486ebde8b41ba4528bdf380eec"/>
+    <w:bookmarkEnd w:id="62"/>
+    <w:bookmarkStart w:id="64" w:name="write-grading-rubrics-as-checklists"/>
     <w:p>
       <w:pPr>
         <w:pStyle w:val="Heading2"/>
       </w:pPr>
       <w:r>
-        <w:t xml:space="preserve">21 Credit other courses without summarizing them</w:t>
-      </w:r>
-    </w:p>
-    <w:p>
-      <w:pPr>
-        <w:pStyle w:val="Compact"/>
-        <w:numPr>
-          <w:ilvl w:val="0"/>
-          <w:numId w:val="1018"/>
+        <w:t xml:space="preserve">23 Write grading rubrics as checklists</w:t>
+      </w:r>
+    </w:p>
+    <w:p>
+      <w:pPr>
+        <w:pStyle w:val="FirstParagraph"/>
+      </w:pPr>
+      <w:r>
+        <w:t xml:space="preserve">Structure the rubric for most STEM questions as a checklist</w:t>
+      </w:r>
+      <w:r>
+        <w:t xml:space="preserve"> </w:t>
+      </w:r>
+      <w:r>
+        <w:t xml:space="preserve">(Ezra, 2026-10-26).</w:t>
+      </w:r>
+      <w:r>
+        <w:t xml:space="preserve"> </w:t>
+      </w:r>
+      <w:r>
+        <w:t xml:space="preserve">A grader then marks each item as earned or not,</w:t>
+      </w:r>
+      <w:r>
+        <w:t xml:space="preserve"> </w:t>
+      </w:r>
+      <w:r>
+        <w:t xml:space="preserve">and the points are the sum of the earned items.</w:t>
+      </w:r>
+      <w:r>
+        <w:t xml:space="preserve"> </w:t>
+      </w:r>
+      <w:r>
+        <w:t xml:space="preserve">A rubric written as a paragraph makes the grader reconstruct the items,</w:t>
+      </w:r>
+      <w:r>
+        <w:t xml:space="preserve"> </w:t>
+      </w:r>
+      <w:r>
+        <w:t xml:space="preserve">and two graders reconstruct different items.</w:t>
+      </w:r>
+    </w:p>
+    <w:p>
+      <w:pPr>
+        <w:pStyle w:val="Compact"/>
+        <w:numPr>
+          <w:ilvl w:val="0"/>
+          <w:numId w:val="1021"/>
+        </w:numPr>
+      </w:pPr>
+      <w:r>
+        <w:t xml:space="preserve">Write one checklist item per observable criterion,</w:t>
+      </w:r>
+      <w:r>
+        <w:t xml:space="preserve"> </w:t>
+      </w:r>
+      <w:r>
+        <w:t xml:space="preserve">and put its points first.</w:t>
+      </w:r>
+    </w:p>
+    <w:p>
+      <w:pPr>
+        <w:pStyle w:val="Compact"/>
+        <w:numPr>
+          <w:ilvl w:val="0"/>
+          <w:numId w:val="1021"/>
+        </w:numPr>
+      </w:pPr>
+      <w:r>
+        <w:t xml:space="preserve">Make the points of the items sum to the question’s points,</w:t>
+      </w:r>
+      <w:r>
+        <w:t xml:space="preserve"> </w:t>
+      </w:r>
+      <w:r>
+        <w:t xml:space="preserve">and state that total in the line that introduces the checklist.</w:t>
+      </w:r>
+    </w:p>
+    <w:p>
+      <w:pPr>
+        <w:pStyle w:val="Compact"/>
+        <w:numPr>
+          <w:ilvl w:val="0"/>
+          <w:numId w:val="1021"/>
+        </w:numPr>
+      </w:pPr>
+      <w:r>
+        <w:t xml:space="preserve">Write each item so that it is either met or not met.</w:t>
+      </w:r>
+      <w:r>
+        <w:t xml:space="preserve"> </w:t>
+      </w:r>
+      <w:r>
+        <w:t xml:space="preserve">Name the answer or the evidence that meets the criterion, as in</w:t>
+      </w:r>
+      <w:r>
+        <w:t xml:space="preserve"> </w:t>
+      </w:r>
+      <w:r>
+        <w:t xml:space="preserve">“cites the gap between training and CV MSE”</w:t>
+      </w:r>
+      <w:r>
+        <w:t xml:space="preserve">.</w:t>
+      </w:r>
+    </w:p>
+    <w:p>
+      <w:pPr>
+        <w:pStyle w:val="Compact"/>
+        <w:numPr>
+          <w:ilvl w:val="0"/>
+          <w:numId w:val="1021"/>
+        </w:numPr>
+      </w:pPr>
+      <w:r>
+        <w:t xml:space="preserve">List an acceptable alternative answer as a sub-bullet without points</w:t>
+      </w:r>
+      <w:r>
+        <w:t xml:space="preserve"> </w:t>
+      </w:r>
+      <w:r>
+        <w:t xml:space="preserve">under the item it also satisfies,</w:t>
+      </w:r>
+      <w:r>
+        <w:t xml:space="preserve"> </w:t>
+      </w:r>
+      <w:r>
+        <w:t xml:space="preserve">so the items still sum to the question’s points.</w:t>
+      </w:r>
+      <w:r>
+        <w:t xml:space="preserve"> </w:t>
+      </w:r>
+      <w:r>
+        <w:t xml:space="preserve">Do not put the alternative in a separate paragraph.</w:t>
+      </w:r>
+    </w:p>
+    <w:p>
+      <w:pPr>
+        <w:pStyle w:val="Compact"/>
+        <w:numPr>
+          <w:ilvl w:val="0"/>
+          <w:numId w:val="1021"/>
+        </w:numPr>
+      </w:pPr>
+      <w:r>
+        <w:t xml:space="preserve">Keep the rubric in the solution, after the answer,</w:t>
+      </w:r>
+      <w:r>
+        <w:t xml:space="preserve"> </w:t>
+      </w:r>
+      <w:r>
+        <w:t xml:space="preserve">so a course that withholds solutions from students withholds the rubric too.</w:t>
+      </w:r>
+    </w:p>
+    <w:p>
+      <w:pPr>
+        <w:pStyle w:val="Compact"/>
+        <w:numPr>
+          <w:ilvl w:val="0"/>
+          <w:numId w:val="1021"/>
+        </w:numPr>
+      </w:pPr>
+      <w:r>
+        <w:t xml:space="preserve">Use another structure when a question has no separable criteria,</w:t>
+      </w:r>
+      <w:r>
+        <w:t xml:space="preserve"> </w:t>
+      </w:r>
+      <w:r>
+        <w:t xml:space="preserve">such as a single holistic judgment of a proof’s rigor.</w:t>
+      </w:r>
+    </w:p>
+    <w:bookmarkStart w:id="63" w:name="exm-rubric-checklist"/>
+    <w:p>
+      <w:pPr>
+        <w:pStyle w:val="FirstParagraph"/>
+      </w:pPr>
+      <w:r>
+        <w:rPr>
+          <w:b/>
+          <w:bCs/>
+        </w:rPr>
+        <w:t xml:space="preserve">Example 6 (A rubric as a checklist)</w:t>
+      </w:r>
+      <w:r>
+        <w:t xml:space="preserve"> </w:t>
+      </w:r>
+      <w:r>
+        <w:t xml:space="preserve"> </w:t>
+      </w:r>
+    </w:p>
+    <w:p>
+      <w:pPr>
+        <w:pStyle w:val="BlockText"/>
+      </w:pPr>
+      <w:r>
+        <w:t xml:space="preserve">❌ Grading (6 points): two for</w:t>
+      </w:r>
+      <w:r>
+        <w:t xml:space="preserve"> </w:t>
+      </w:r>
+      <m:oMath>
+        <m:acc>
+          <m:accPr>
+            <m:chr m:val="⃗"/>
+          </m:accPr>
+          <m:e>
+            <m:r>
+              <m:t>r</m:t>
+            </m:r>
+          </m:e>
+        </m:acc>
+      </m:oMath>
+      <w:r>
+        <w:t xml:space="preserve">, one for</w:t>
+      </w:r>
+      <w:r>
+        <w:t xml:space="preserve"> </w:t>
+      </w:r>
+      <w:r>
+        <w:t xml:space="preserve">$\dprod{\vx}{\vec r} = 0$</w:t>
+      </w:r>
+      <w:r>
+        <w:t xml:space="preserve">,</w:t>
+      </w:r>
+      <w:r>
+        <w:t xml:space="preserve"> </w:t>
+      </w:r>
+      <w:r>
+        <w:t xml:space="preserve">three for</w:t>
+      </w:r>
+      <w:r>
+        <w:t xml:space="preserve"> </w:t>
+      </w:r>
+      <w:r>
+        <w:t xml:space="preserve">“orthogonal”</w:t>
+      </w:r>
+      <w:r>
+        <w:t xml:space="preserve"> </w:t>
+      </w:r>
+      <w:r>
+        <w:t xml:space="preserve">with its link to the normal equation.</w:t>
+      </w:r>
+    </w:p>
+    <w:p>
+      <w:pPr>
+        <w:pStyle w:val="BlockText"/>
+      </w:pPr>
+      <w:r>
+        <w:t xml:space="preserve">✅</w:t>
+      </w:r>
+    </w:p>
+    <w:p>
+      <w:pPr>
+        <w:pStyle w:val="SourceCode"/>
+      </w:pPr>
+      <w:r>
+        <w:rPr>
+          <w:rStyle w:val="NormalTok"/>
+        </w:rPr>
+        <w:t xml:space="preserve">Grading (6 points):</w:t>
+      </w:r>
+      <w:r>
+        <w:br/>
+      </w:r>
+      <w:r>
+        <w:br/>
+      </w:r>
+      <w:r>
+        <w:rPr>
+          <w:rStyle w:val="SpecialStringTok"/>
+        </w:rPr>
+        <w:t xml:space="preserve">- </w:t>
+      </w:r>
+      <w:r>
+        <w:rPr>
+          <w:rStyle w:val="VariableTok"/>
+        </w:rPr>
+        <w:t xml:space="preserve">[ ]</w:t>
+      </w:r>
+      <w:r>
+        <w:rPr>
+          <w:rStyle w:val="NormalTok"/>
+        </w:rPr>
+        <w:t xml:space="preserve"> 2 points: gives $\vresid = \tp{</w:t>
+      </w:r>
+      <w:r>
+        <w:rPr>
+          <w:rStyle w:val="CommentTok"/>
+        </w:rPr>
+        <w:t xml:space="preserve">[</w:t>
+      </w:r>
+      <w:r>
+        <w:rPr>
+          <w:rStyle w:val="OtherTok"/>
+        </w:rPr>
+        <w:t xml:space="preserve">-1, -1, 1</w:t>
+      </w:r>
+      <w:r>
+        <w:rPr>
+          <w:rStyle w:val="CommentTok"/>
+        </w:rPr>
+        <w:t xml:space="preserve">]</w:t>
+      </w:r>
+      <w:r>
+        <w:rPr>
+          <w:rStyle w:val="NormalTok"/>
+        </w:rPr>
+        <w:t xml:space="preserve">}$.</w:t>
+      </w:r>
+      <w:r>
+        <w:br/>
+      </w:r>
+      <w:r>
+        <w:rPr>
+          <w:rStyle w:val="SpecialStringTok"/>
+        </w:rPr>
+        <w:t xml:space="preserve">- </w:t>
+      </w:r>
+      <w:r>
+        <w:rPr>
+          <w:rStyle w:val="VariableTok"/>
+        </w:rPr>
+        <w:t xml:space="preserve">[ ]</w:t>
+      </w:r>
+      <w:r>
+        <w:rPr>
+          <w:rStyle w:val="NormalTok"/>
+        </w:rPr>
+        <w:t xml:space="preserve"> 1 point: computes $\dprod{\vx}{\vresid} = 0$.</w:t>
+      </w:r>
+      <w:r>
+        <w:br/>
+      </w:r>
+      <w:r>
+        <w:rPr>
+          <w:rStyle w:val="SpecialStringTok"/>
+        </w:rPr>
+        <w:t xml:space="preserve">- </w:t>
+      </w:r>
+      <w:r>
+        <w:rPr>
+          <w:rStyle w:val="VariableTok"/>
+        </w:rPr>
+        <w:t xml:space="preserve">[ ]</w:t>
+      </w:r>
+      <w:r>
+        <w:rPr>
+          <w:rStyle w:val="NormalTok"/>
+        </w:rPr>
+        <w:t xml:space="preserve"> 3 points: says $\vresid$ is orthogonal to $\vx$</w:t>
+      </w:r>
+      <w:r>
+        <w:br/>
+      </w:r>
+      <w:r>
+        <w:rPr>
+          <w:rStyle w:val="NormalTok"/>
+        </w:rPr>
+        <w:t xml:space="preserve">  and links this orthogonality to the normal equation.</w:t>
+      </w:r>
+    </w:p>
+    <w:p>
+      <w:pPr>
+        <w:pStyle w:val="FirstParagraph"/>
+      </w:pPr>
+      <w:r>
+        <w:t xml:space="preserve">The checklist shows the grader each item to mark</w:t>
+      </w:r>
+      <w:r>
+        <w:t xml:space="preserve"> </w:t>
+      </w:r>
+      <w:r>
+        <w:t xml:space="preserve">and lets a script check that the points sum to the total.</w:t>
+      </w:r>
+    </w:p>
+    <w:bookmarkEnd w:id="63"/>
+    <w:bookmarkEnd w:id="64"/>
+    <w:bookmarkStart w:id="68" w:name="Xcb579568ef754486ebde8b41ba4528bdf380eec"/>
+    <w:p>
+      <w:pPr>
+        <w:pStyle w:val="Heading2"/>
+      </w:pPr>
+      <w:r>
+        <w:t xml:space="preserve">24 Credit other courses without summarizing them</w:t>
+      </w:r>
+    </w:p>
+    <w:p>
+      <w:pPr>
+        <w:pStyle w:val="Compact"/>
+        <w:numPr>
+          <w:ilvl w:val="0"/>
+          <w:numId w:val="1022"/>
         </w:numPr>
       </w:pPr>
       <w:r>
@@ -5672,7 +6816,7 @@
       <w:r>
         <w:t xml:space="preserve"> </w:t>
       </w:r>
-      <w:hyperlink r:id="rId59">
+      <w:hyperlink r:id="rId65">
         <w:r>
           <w:rPr>
             <w:rStyle w:val="Hyperlink"/>
@@ -5713,7 +6857,7 @@
         <w:pStyle w:val="Compact"/>
         <w:numPr>
           <w:ilvl w:val="0"/>
-          <w:numId w:val="1018"/>
+          <w:numId w:val="1022"/>
         </w:numPr>
       </w:pPr>
       <w:r>
@@ -5728,7 +6872,7 @@
       <w:r>
         <w:t xml:space="preserve"> </w:t>
       </w:r>
-      <w:hyperlink r:id="rId60">
+      <w:hyperlink r:id="rId66">
         <w:r>
           <w:rPr>
             <w:rStyle w:val="Hyperlink"/>
@@ -5748,7 +6892,7 @@
         <w:pStyle w:val="Compact"/>
         <w:numPr>
           <w:ilvl w:val="0"/>
-          <w:numId w:val="1018"/>
+          <w:numId w:val="1022"/>
         </w:numPr>
       </w:pPr>
       <w:r>
@@ -5757,7 +6901,7 @@
       <w:r>
         <w:t xml:space="preserve"> </w:t>
       </w:r>
-      <w:hyperlink r:id="rId61">
+      <w:hyperlink r:id="rId67">
         <w:r>
           <w:rPr>
             <w:rStyle w:val="Hyperlink"/>
@@ -5777,7 +6921,7 @@
         <w:pStyle w:val="Compact"/>
         <w:numPr>
           <w:ilvl w:val="0"/>
-          <w:numId w:val="1018"/>
+          <w:numId w:val="1022"/>
         </w:numPr>
       </w:pPr>
       <w:r>
@@ -5790,14 +6934,14 @@
         <w:t xml:space="preserve">because a bare citation key renders as the author list.</w:t>
       </w:r>
     </w:p>
-    <w:bookmarkEnd w:id="62"/>
-    <w:bookmarkStart w:id="71" w:name="rules-that-apply-to-all-writing"/>
+    <w:bookmarkEnd w:id="68"/>
+    <w:bookmarkStart w:id="77" w:name="rules-that-apply-to-all-writing"/>
     <w:p>
       <w:pPr>
         <w:pStyle w:val="Heading2"/>
       </w:pPr>
       <w:r>
-        <w:t xml:space="preserve">22 Rules that apply to all writing</w:t>
+        <w:t xml:space="preserve">25 Rules that apply to all writing</w:t>
       </w:r>
     </w:p>
     <w:p>
@@ -5813,10 +6957,10 @@
         <w:pStyle w:val="Compact"/>
         <w:numPr>
           <w:ilvl w:val="0"/>
-          <w:numId w:val="1019"/>
-        </w:numPr>
-      </w:pPr>
-      <w:hyperlink r:id="rId63">
+          <w:numId w:val="1023"/>
+        </w:numPr>
+      </w:pPr>
+      <w:hyperlink r:id="rId69">
         <w:r>
           <w:rPr>
             <w:rStyle w:val="Hyperlink"/>
@@ -5833,10 +6977,10 @@
         <w:pStyle w:val="Compact"/>
         <w:numPr>
           <w:ilvl w:val="0"/>
-          <w:numId w:val="1019"/>
-        </w:numPr>
-      </w:pPr>
-      <w:hyperlink r:id="rId64">
+          <w:numId w:val="1023"/>
+        </w:numPr>
+      </w:pPr>
+      <w:hyperlink r:id="rId70">
         <w:r>
           <w:rPr>
             <w:rStyle w:val="Hyperlink"/>
@@ -5856,10 +7000,10 @@
         <w:pStyle w:val="Compact"/>
         <w:numPr>
           <w:ilvl w:val="0"/>
-          <w:numId w:val="1019"/>
-        </w:numPr>
-      </w:pPr>
-      <w:hyperlink r:id="rId65">
+          <w:numId w:val="1023"/>
+        </w:numPr>
+      </w:pPr>
+      <w:hyperlink r:id="rId71">
         <w:r>
           <w:rPr>
             <w:rStyle w:val="Hyperlink"/>
@@ -5876,10 +7020,10 @@
         <w:pStyle w:val="Compact"/>
         <w:numPr>
           <w:ilvl w:val="0"/>
-          <w:numId w:val="1019"/>
-        </w:numPr>
-      </w:pPr>
-      <w:hyperlink r:id="rId66">
+          <w:numId w:val="1023"/>
+        </w:numPr>
+      </w:pPr>
+      <w:hyperlink r:id="rId72">
         <w:r>
           <w:rPr>
             <w:rStyle w:val="Hyperlink"/>
@@ -5899,10 +7043,10 @@
         <w:pStyle w:val="Compact"/>
         <w:numPr>
           <w:ilvl w:val="0"/>
-          <w:numId w:val="1019"/>
-        </w:numPr>
-      </w:pPr>
-      <w:hyperlink r:id="rId67">
+          <w:numId w:val="1023"/>
+        </w:numPr>
+      </w:pPr>
+      <w:hyperlink r:id="rId73">
         <w:r>
           <w:rPr>
             <w:rStyle w:val="Hyperlink"/>
@@ -5914,8 +7058,8 @@
         <w:t xml:space="preserve">.</w:t>
       </w:r>
     </w:p>
-    <w:bookmarkStart w:id="70" w:name="refs"/>
-    <w:bookmarkStart w:id="69" w:name="ref-freeman2014active"/>
+    <w:bookmarkStart w:id="76" w:name="refs"/>
+    <w:bookmarkStart w:id="75" w:name="ref-freeman2014active"/>
     <w:p>
       <w:pPr>
         <w:pStyle w:val="Bibliography"/>
@@ -5948,7 +7092,7 @@
       <w:r>
         <w:t xml:space="preserve"> </w:t>
       </w:r>
-      <w:hyperlink r:id="rId68">
+      <w:hyperlink r:id="rId74">
         <w:r>
           <w:rPr>
             <w:rStyle w:val="Hyperlink"/>
@@ -5960,9 +7104,9 @@
         <w:t xml:space="preserve">.</w:t>
       </w:r>
     </w:p>
-    <w:bookmarkEnd w:id="69"/>
-    <w:bookmarkEnd w:id="70"/>
-    <w:bookmarkEnd w:id="71"/>
+    <w:bookmarkEnd w:id="75"/>
+    <w:bookmarkEnd w:id="76"/>
+    <w:bookmarkEnd w:id="77"/>
     <w:sectPr>
       <w:footnotePr>
         <w:numRestart w:val="eachSect"/>
@@ -6234,6 +7378,18 @@
     <w:abstractNumId w:val="991"/>
   </w:num>
   <w:num w:numId="1019">
+    <w:abstractNumId w:val="991"/>
+  </w:num>
+  <w:num w:numId="1020">
+    <w:abstractNumId w:val="991"/>
+  </w:num>
+  <w:num w:numId="1021">
+    <w:abstractNumId w:val="991"/>
+  </w:num>
+  <w:num w:numId="1022">
+    <w:abstractNumId w:val="991"/>
+  </w:num>
+  <w:num w:numId="1023">
     <w:abstractNumId w:val="991"/>
   </w:num>
 </w:numbering>

--- a/pr-preview/pr-355/chapters/teaching.docx
+++ b/pr-preview/pr-355/chapters/teaching.docx
@@ -15,7 +15,7 @@
         <w:pStyle w:val="Date"/>
       </w:pPr>
       <w:r>
-        <w:t xml:space="preserve">Last modified: 2026-10-27 20:05:27 (PDT)</w:t>
+        <w:t xml:space="preserve">Last modified: 2026-10-27 20:34:11 (PDT)</w:t>
       </w:r>
     </w:p>
     <w:tbl>
@@ -400,6 +400,90 @@
       </w:r>
       <w:r>
         <w:t xml:space="preserve">Later exercises can use earlier results through cross-references.</w:t>
+      </w:r>
+    </w:p>
+    <w:p>
+      <w:pPr>
+        <w:pStyle w:val="Compact"/>
+        <w:numPr>
+          <w:ilvl w:val="0"/>
+          <w:numId w:val="1001"/>
+        </w:numPr>
+      </w:pPr>
+      <w:r>
+        <w:t xml:space="preserve">Make each exercise ask for one thing (Ezra, 2026-10-27).</w:t>
+      </w:r>
+      <w:r>
+        <w:t xml:space="preserve"> </w:t>
+      </w:r>
+      <w:r>
+        <w:t xml:space="preserve">A prompt that says</w:t>
+      </w:r>
+      <w:r>
+        <w:t xml:space="preserve"> </w:t>
+      </w:r>
+      <w:r>
+        <w:t xml:space="preserve">“compute the slope, and compare it with the fitted value”</w:t>
+      </w:r>
+      <w:r>
+        <w:t xml:space="preserve"> </w:t>
+      </w:r>
+      <w:r>
+        <w:t xml:space="preserve">asks for two things, so split it into two exercises,</w:t>
+      </w:r>
+      <w:r>
+        <w:t xml:space="preserve"> </w:t>
+      </w:r>
+      <w:r>
+        <w:t xml:space="preserve">each with its own solution.</w:t>
+      </w:r>
+      <w:r>
+        <w:t xml:space="preserve"> </w:t>
+      </w:r>
+      <w:r>
+        <w:t xml:space="preserve">Split a list item or step inside an exercise the same way,</w:t>
+      </w:r>
+      <w:r>
+        <w:t xml:space="preserve"> </w:t>
+      </w:r>
+      <w:r>
+        <w:t xml:space="preserve">into separate exercises.</w:t>
+      </w:r>
+      <w:r>
+        <w:t xml:space="preserve"> </w:t>
+      </w:r>
+      <w:r>
+        <w:t xml:space="preserve">Phrases such as</w:t>
+      </w:r>
+      <w:r>
+        <w:t xml:space="preserve"> </w:t>
+      </w:r>
+      <w:r>
+        <w:t xml:space="preserve">“and then”</w:t>
+      </w:r>
+      <w:r>
+        <w:t xml:space="preserve">,</w:t>
+      </w:r>
+      <w:r>
+        <w:t xml:space="preserve"> </w:t>
+      </w:r>
+      <w:r>
+        <w:t xml:space="preserve">“and also”</w:t>
+      </w:r>
+      <w:r>
+        <w:t xml:space="preserve">, and</w:t>
+      </w:r>
+      <w:r>
+        <w:t xml:space="preserve"> </w:t>
+      </w:r>
+      <w:r>
+        <w:t xml:space="preserve">“and compare”</w:t>
+      </w:r>
+      <w:r>
+        <w:t xml:space="preserve"> </w:t>
+      </w:r>
+      <w:r>
+        <w:t xml:space="preserve">mark a second ask.</w:t>
       </w:r>
     </w:p>
     <w:p>

--- a/pr-preview/pr-355/chapters/teaching.docx
+++ b/pr-preview/pr-355/chapters/teaching.docx
@@ -15,7 +15,7 @@
         <w:pStyle w:val="Date"/>
       </w:pPr>
       <w:r>
-        <w:t xml:space="preserve">Last modified: 2026-10-27 20:34:11 (PDT)</w:t>
+        <w:t xml:space="preserve">Last modified: 2026-10-27 20:44:41 (PDT)</w:t>
       </w:r>
     </w:p>
     <w:tbl>

--- a/pr-preview/pr-355/chapters/teaching.docx
+++ b/pr-preview/pr-355/chapters/teaching.docx
@@ -15,7 +15,7 @@
         <w:pStyle w:val="Date"/>
       </w:pPr>
       <w:r>
-        <w:t xml:space="preserve">Last modified: 2026-10-27 20:44:41 (PDT)</w:t>
+        <w:t xml:space="preserve">Last modified: 2026-10-27 20:51:15 (PDT)</w:t>
       </w:r>
     </w:p>
     <w:tbl>
